--- a/ied-be/src/templates/certificates/bs.docx
+++ b/ied-be/src/templates/certificates/bs.docx
@@ -288,11 +288,10 @@
       </w:r>
       <w:r>
         <w:rPr>
-          <w:rFonts w:ascii="Poppins" w:hAnsi="Poppins" w:eastAsia="Poppins" w:cs="Poppins"/>
+          <w:rFonts w:ascii="Poppins" w:hAnsi="Poppins" w:cs="Poppins"/>
           <w:b/>
           <w:bCs/>
           <w:color w:val="2e7d32"/>
-          <w:spacing w:val="227"/>
           <w:sz w:val="28"/>
           <w:szCs w:val="28"/>
           <w:highlight w:val="none"/>
@@ -300,7 +299,7 @@
       </w:r>
       <w:r>
         <w:rPr>
-          <w:rFonts w:ascii="Poppins" w:hAnsi="Poppins" w:eastAsia="Poppins" w:cs="Poppins"/>
+          <w:rFonts w:ascii="Poppins" w:hAnsi="Poppins" w:cs="Poppins"/>
           <w:b/>
           <w:bCs/>
           <w:color w:val="2e7d32"/>
@@ -369,7 +368,7 @@
       </w:r>
       <w:r>
         <w:rPr>
-          <w:rFonts w:ascii="Poppins" w:hAnsi="Poppins" w:eastAsia="Poppins" w:cs="Poppins"/>
+          <w:rFonts w:ascii="Poppins" w:hAnsi="Poppins" w:cs="Poppins"/>
           <w:color w:val="000000" w:themeColor="text1"/>
           <w:sz w:val="72"/>
           <w:szCs w:val="72"/>
@@ -377,7 +376,7 @@
       </w:r>
       <w:r>
         <w:rPr>
-          <w:rFonts w:ascii="Poppins" w:hAnsi="Poppins" w:eastAsia="Poppins" w:cs="Poppins"/>
+          <w:rFonts w:ascii="Poppins" w:hAnsi="Poppins" w:cs="Poppins"/>
           <w:color w:val="000000" w:themeColor="text1"/>
           <w:sz w:val="72"/>
           <w:szCs w:val="72"/>
@@ -409,7 +408,14 @@
       </w:r>
       <w:r>
         <w:rPr>
-          <w:rFonts w:ascii="Poppins" w:hAnsi="Poppins" w:eastAsia="Poppins" w:cs="Poppins"/>
+          <w:rFonts w:ascii="Poppins" w:hAnsi="Poppins" w:cs="Poppins"/>
+          <w:sz w:val="20"/>
+          <w:szCs w:val="20"/>
+        </w:rPr>
+      </w:r>
+      <w:r>
+        <w:rPr>
+          <w:rFonts w:ascii="Poppins" w:hAnsi="Poppins" w:cs="Poppins"/>
           <w:sz w:val="20"/>
           <w:szCs w:val="20"/>
         </w:rPr>
@@ -451,7 +457,12 @@
       </w:r>
       <w:r>
         <w:rPr>
-          <w:rFonts w:ascii="Poppins" w:hAnsi="Poppins" w:eastAsia="Poppins" w:cs="Poppins"/>
+          <w:rFonts w:ascii="Poppins" w:hAnsi="Poppins" w:cs="Poppins"/>
+        </w:rPr>
+      </w:r>
+      <w:r>
+        <w:rPr>
+          <w:rFonts w:ascii="Poppins" w:hAnsi="Poppins" w:cs="Poppins"/>
         </w:rPr>
       </w:r>
     </w:p>
@@ -478,7 +489,12 @@
       </w:r>
       <w:r>
         <w:rPr>
-          <w:rFonts w:ascii="Poppins" w:hAnsi="Poppins" w:eastAsia="Poppins" w:cs="Poppins"/>
+          <w:rFonts w:ascii="Poppins" w:hAnsi="Poppins" w:cs="Poppins"/>
+        </w:rPr>
+      </w:r>
+      <w:r>
+        <w:rPr>
+          <w:rFonts w:ascii="Poppins" w:hAnsi="Poppins" w:cs="Poppins"/>
         </w:rPr>
       </w:r>
     </w:p>
@@ -501,11 +517,16 @@
           <w:sz w:val="28"/>
           <w:szCs w:val="28"/>
         </w:rPr>
-        <w:t xml:space="preserve">{naziv_seminara}</w:t>
+        <w:t xml:space="preserve">{seminar_naziv}</w:t>
       </w:r>
       <w:r>
         <w:rPr>
-          <w:rFonts w:ascii="Poppins" w:hAnsi="Poppins" w:eastAsia="Poppins" w:cs="Poppins"/>
+          <w:rFonts w:ascii="Poppins" w:hAnsi="Poppins" w:cs="Poppins"/>
+        </w:rPr>
+      </w:r>
+      <w:r>
+        <w:rPr>
+          <w:rFonts w:ascii="Poppins" w:hAnsi="Poppins" w:cs="Poppins"/>
         </w:rPr>
       </w:r>
     </w:p>
@@ -539,7 +560,7 @@
           <w:sz w:val="20"/>
           <w:szCs w:val="20"/>
         </w:rPr>
-        <w:t xml:space="preserve">{broj_sertifikata} </w:t>
+        <w:t xml:space="preserve">{broj_sertifikata}/{godina_seminara} </w:t>
       </w:r>
       <w:r>
         <w:rPr>
@@ -563,14 +584,14 @@
       </w:r>
       <w:r>
         <w:rPr>
-          <w:rFonts w:ascii="Poppins" w:hAnsi="Poppins" w:eastAsia="Poppins" w:cs="Poppins"/>
+          <w:rFonts w:ascii="Poppins" w:hAnsi="Poppins" w:cs="Poppins"/>
           <w:sz w:val="20"/>
           <w:szCs w:val="20"/>
         </w:rPr>
       </w:r>
       <w:r>
         <w:rPr>
-          <w:rFonts w:ascii="Poppins" w:hAnsi="Poppins" w:eastAsia="Poppins" w:cs="Poppins"/>
+          <w:rFonts w:ascii="Poppins" w:hAnsi="Poppins" w:cs="Poppins"/>
           <w:sz w:val="20"/>
           <w:szCs w:val="20"/>
         </w:rPr>
@@ -595,7 +616,12 @@
       </w:r>
       <w:r>
         <w:rPr>
-          <w:rFonts w:ascii="Poppins" w:hAnsi="Poppins" w:eastAsia="Poppins" w:cs="Poppins"/>
+          <w:rFonts w:ascii="Poppins" w:hAnsi="Poppins" w:cs="Poppins"/>
+        </w:rPr>
+      </w:r>
+      <w:r>
+        <w:rPr>
+          <w:rFonts w:ascii="Poppins" w:hAnsi="Poppins" w:cs="Poppins"/>
         </w:rPr>
       </w:r>
     </w:p>
@@ -620,7 +646,12 @@
       </w:r>
       <w:r>
         <w:rPr>
-          <w:rFonts w:ascii="Times New Roman" w:hAnsi="Times New Roman" w:eastAsia="Times New Roman" w:cs="Times New Roman"/>
+          <w:rFonts w:ascii="Times New Roman" w:hAnsi="Times New Roman" w:cs="Times New Roman"/>
+        </w:rPr>
+      </w:r>
+      <w:r>
+        <w:rPr>
+          <w:rFonts w:ascii="Times New Roman" w:hAnsi="Times New Roman" w:cs="Times New Roman"/>
         </w:rPr>
       </w:r>
     </w:p>
@@ -647,7 +678,12 @@
       </w:r>
       <w:r>
         <w:rPr>
-          <w:rFonts w:ascii="Poppins" w:hAnsi="Poppins" w:eastAsia="Poppins" w:cs="Poppins"/>
+          <w:rFonts w:ascii="Poppins" w:hAnsi="Poppins" w:cs="Poppins"/>
+        </w:rPr>
+      </w:r>
+      <w:r>
+        <w:rPr>
+          <w:rFonts w:ascii="Poppins" w:hAnsi="Poppins" w:cs="Poppins"/>
         </w:rPr>
       </w:r>
     </w:p>
